--- a/output/coverletters/gh_cover_7729500003.docx
+++ b/output/coverletters/gh_cover_7729500003.docx
@@ -4,17 +4,22 @@
   <w:body>
     <w:p>
       <w:r>
-        <w:t>I am excited to apply for the Software Engineer, Agentic AI position at Neuralink. My Master's in Computer Science, with a specialization in AI and Machine Learning, has equipped me with strong software engineering skills essential for this role. My background in designing, implementing, and optimizing workflows aligns well with Neuralink's mission to create devices that interface with the brain, ultimately restoring human capabilities.</w:t>
+        <w:t>My name is Derrick Sun, and I am writing to apply for the Software Engineer position at Neuralink. I am currently pursuing my M.S. in Computer Science at Purdue University, specializing in AI and Machine Learning, which aligns with Neuralink's goal of creating revolutionary brain-computer interfaces that enhance human capabilities and interactions with technology.</w:t>
       </w:r>
     </w:p>
     <w:p>
       <w:r>
-        <w:t>In my academic projects, I've automated complex workflows and built predictive models that optimize system performance. This hands-on experience involved collaboration with peers to fine-tune applications and integrate various components, directly reflecting the collaborative and innovative environment at Neuralink. I believe my understanding of user workflows will be invaluable in developing solutions that enhance operational efficiency.</w:t>
+        <w:t>I have a solid foundation in software engineering, enhanced by practical experiences that make me a strong fit for this role. During my internship as a Data Scientist at Bridger Investment Partners, I successfully automated data processing workflows using Python and SQL, significantly improving efficiency. Additionally, as a Research Assistant at UC Berkeley, I conducted comparative analyses of transformer architectures, deepening my understanding of machine learning systems. My experience developing the Discover page for the NewsBreak iOS app showcases my ability to create user-facing applications that are both functional and engaging.</w:t>
       </w:r>
     </w:p>
     <w:p>
       <w:r>
-        <w:t>I am drawn to this role's emphasis on ownership and fast-paced problem-solving. Contributing to the Agentic AI Team at Neuralink excites me, as I can apply my skills in a meaningful way while working alongside talented engineers and scientists. I look forward to discussing how my background can positively impact your team.</w:t>
+        <w:t>What excites me most about the Software Engineer role at Neuralink is the opportunity to work on innovative systems that automate complex digital tasks. I am particularly drawn to the collaborative nature of the position, where I can interact closely with engineers and scientists to develop solutions that drive the company's mission forward. My experience in building scalable systems and understanding user workflows positions me well to contribute effectively to the Agentic AI Team.</w:t>
+      </w:r>
+    </w:p>
+    <w:p>
+      <w:r>
+        <w:t>Thank you for considering my application. I look forward to the opportunity to discuss how I can contribute to Neuralink's groundbreaking work in brain-computer technology.</w:t>
       </w:r>
     </w:p>
     <w:sectPr>
